--- a/videos/Video recording for q3.docx
+++ b/videos/Video recording for q3.docx
@@ -10,7 +10,7 @@
     <w:p/>
     <w:p>
       <w:r>
-        <w:t>https://usc.zoom.us/rec/share/8FAqDbnz8OmqP6vETAZAZnir7a6Dz-aRdMp7cSVRK4pbEv5FKIweieBPqzOTUvpm.ZIeYd-82RonmiG4z</w:t>
+        <w:t>https://usc.zoom.us/rec/share/EIoifzn7vHfF6xRgjT3PCaIZUZ1pO_YsdDNaHj8QyqNZHRslDMgQE_v5R8qCkPGS.os8T0nhZR8X3sBKT?startTime=1763711341000</w:t>
       </w:r>
     </w:p>
     <w:sectPr>
